--- a/작성 서류 - yun/1_물류정보시스템_기술서_영종센터.docx
+++ b/작성 서류 - yun/1_물류정보시스템_기술서_영종센터.docx
@@ -56,7 +56,7 @@
           <w:sz w:val="22"/>
           <w:szCs w:val="22"/>
         </w:rPr>
-        <w:t xml:space="preserve">Tracx Logis 영종센터 · Logistics Information System Technical Specification</w:t>
+        <w:t xml:space="preserve">트랙스로지스 영종센터 · Logistics Information System Technical Specification</w:t>
       </w:r>
     </w:p>
     <w:p>
@@ -82,7 +82,7 @@
           <w:sz w:val="18"/>
           <w:szCs w:val="18"/>
         </w:rPr>
-        <w:t xml:space="preserve">Tracx Logis</w:t>
+        <w:t xml:space="preserve">트랙스로지스코리아(주) (TracX Logis Korea)</w:t>
       </w:r>
     </w:p>
     <w:p>
@@ -212,7 +212,7 @@
           <w:sz w:val="18"/>
           <w:szCs w:val="18"/>
         </w:rPr>
-        <w:t xml:space="preserve">2026-07-13</w:t>
+        <w:t xml:space="preserve">2026-09-30</w:t>
       </w:r>
     </w:p>
     <w:p>
@@ -879,6 +879,7 @@
       <w:pPr>
         <w:sectPr>
           <w:footerReference w:type="default" r:id="rId7"/>
+          <w:headerReference w:type="default" r:id="rId12"/>
           <w:pgSz w:w="11906" w:h="16838" w:orient="portrait"/>
           <w:pgMar w:top="1440" w:right="1440" w:bottom="1440" w:left="1440" w:header="708" w:footer="708" w:gutter="0"/>
           <w:pgNumType/>
@@ -922,7 +923,7 @@
           <w:sz w:val="20"/>
           <w:szCs w:val="20"/>
         </w:rPr>
-        <w:t xml:space="preserve">Tracx Logis 영종센터는 국내 택배와 해외 항공 특송(MAWB 기반)을 병행 처리하는 이커머스 풀필먼트 및 국제특송 화물 처리센터이다. 센터는 재고형 물량(WMS 건: 재고 입고·보관·출고)과 셀러 발송 물량(TMS 건)을 하나의 자동화·정보시스템 인프라 위에서 처리한다.</w:t>
+        <w:t xml:space="preserve">트랙스로지스 영종센터는 국내 택배와 해외 항공 특송(MAWB 기반)을 병행 처리하는 이커머스 풀필먼트 및 국제특송 화물 처리센터이다. 센터는 재고형 물량(WMS 건: 재고 입고·보관·출고)과 셀러 발송 물량(TMS 건)을 하나의 자동화·정보시스템 인프라 위에서 처리한다.</w:t>
       </w:r>
     </w:p>
     <w:p>
@@ -1009,7 +1010,7 @@
                 <w:sz w:val="18"/>
                 <w:szCs w:val="18"/>
               </w:rPr>
-              <w:t xml:space="preserve">핵심 지표(예시)</w:t>
+              <w:t xml:space="preserve">핵심 지표(목표)</w:t>
             </w:r>
           </w:p>
         </w:tc>
@@ -1534,7 +1535,7 @@
           <w:sz w:val="20"/>
           <w:szCs w:val="20"/>
         </w:rPr>
-        <w:t xml:space="preserve">※ 정량 수치는 예시 목표치이며, 실제 실적·목표는 확정 후 반영한다.</w:t>
+        <w:t xml:space="preserve">※ 정량 수치는 운영 목표치이며, 실적은 정기 검토 시 반영한다.</w:t>
       </w:r>
     </w:p>
     <w:p>
@@ -1590,7 +1591,7 @@
           <w:sz w:val="20"/>
           <w:szCs w:val="20"/>
         </w:rPr>
-        <w:t xml:space="preserve">본 기술서는 Tracx Logis 영종센터에 구축·운영 중인 물류정보시스템의 구성, 기능, 아키텍처, 자동화 설비 연계, 지능화·데이터 활용, 데이터·보안 및 비기능 요구사항과 운영·유지보수 체계를 정의한다. 스마트물류센터 인증 심사 자료이자, 시스템 운영·유지보수·고도화의 기술적 기준 문서로 활용하는 것을 목적으로 한다.</w:t>
+        <w:t xml:space="preserve">본 기술서는 트랙스로지스 영종센터에 구축·운영 중인 물류정보시스템의 구성, 기능, 아키텍처, 자동화 설비 연계, 지능화·데이터 활용, 데이터·보안 및 비기능 요구사항과 운영·유지보수 체계를 정의한다. 스마트물류센터 인증 심사 자료이자, 시스템 운영·유지보수·고도화의 기술적 기준 문서로 활용하는 것을 목적으로 한다.</w:t>
       </w:r>
     </w:p>
     <w:p>
@@ -1666,7 +1667,7 @@
           <w:sz w:val="20"/>
           <w:szCs w:val="20"/>
         </w:rPr>
-        <w:t xml:space="preserve">스마트물류센터 인증 관련 국토교통부 고시 및 한국통합물류협회 인증 공고(최신본).</w:t>
+        <w:t xml:space="preserve">스마트물류센터 인증 관련 국토교통부 고시 및 한국교통연구원 스마트물류시설인증센터 「2026년도 스마트물류센터 인증 모집 공고」.</w:t>
       </w:r>
     </w:p>
     <w:p>
@@ -2370,7 +2371,7 @@
                 <w:sz w:val="18"/>
                 <w:szCs w:val="18"/>
               </w:rPr>
-              <w:t xml:space="preserve">Tracx Logis / 영종센터</w:t>
+              <w:t xml:space="preserve">트랙스로지스코리아(주) / 영종센터</w:t>
             </w:r>
           </w:p>
         </w:tc>
@@ -12049,7 +12050,7 @@
                 <w:sz w:val="18"/>
                 <w:szCs w:val="18"/>
               </w:rPr>
-              <w:t xml:space="preserve">목표(예시)</w:t>
+              <w:t xml:space="preserve">목표</w:t>
             </w:r>
           </w:p>
         </w:tc>
@@ -12690,7 +12691,7 @@
           <w:sz w:val="20"/>
           <w:szCs w:val="20"/>
         </w:rPr>
-        <w:t xml:space="preserve">※ 목표치는 예시이며, 실적·설비 사양·인증 요구 수준에 따라 확정.</w:t>
+        <w:t xml:space="preserve">※ 목표치는 실적·설비 사양에 따라 연 1회 재검토한다.</w:t>
       </w:r>
     </w:p>
     <w:p>
@@ -13000,7 +13001,7 @@
                 <w:sz w:val="18"/>
                 <w:szCs w:val="18"/>
               </w:rPr>
-              <w:t xml:space="preserve">대응 목표(예시)</w:t>
+              <w:t xml:space="preserve">대응 목표</w:t>
             </w:r>
           </w:p>
         </w:tc>
@@ -15570,6 +15571,16 @@
       </w:rPr>
       <w:t xml:space="preserve">물류정보시스템 기술서</w:t>
     </w:r>
+  </w:p>
+</w:hdr>
+</file>
+
+<file path=word/header2.xml><?xml version="1.0" encoding="utf-8"?>
+<w:hdr xmlns:m="http://schemas.openxmlformats.org/officeDocument/2006/math" xmlns:mc="http://schemas.openxmlformats.org/markup-compatibility/2006" xmlns:mo="http://schemas.microsoft.com/office/mac/office/2008/main" xmlns:mv="urn:schemas-microsoft-com:mac:vml" xmlns:o="urn:schemas-microsoft-com:office:office" xmlns:r="http://schemas.openxmlformats.org/officeDocument/2006/relationships" xmlns:v="urn:schemas-microsoft-com:vml" xmlns:w10="urn:schemas-microsoft-com:office:word" xmlns:w14="http://schemas.microsoft.com/office/word/2010/wordml" xmlns:w="http://schemas.openxmlformats.org/wordprocessingml/2006/main" xmlns:wne="http://schemas.microsoft.com/office/word/2006/wordml" xmlns:wp14="http://schemas.microsoft.com/office/word/2010/wordprocessingDrawing" xmlns:wp="http://schemas.openxmlformats.org/drawingml/2006/wordprocessingDrawing" xmlns:wpc="http://schemas.microsoft.com/office/word/2010/wordprocessingCanvas" xmlns:wpg="http://schemas.microsoft.com/office/word/2010/wordprocessingGroup" xmlns:wpi="http://schemas.microsoft.com/office/word/2010/wordprocessingInk" xmlns:wps="http://schemas.microsoft.com/office/word/2010/wordprocessingShape" mc:Ignorable="w14 wp14">
+  <w:p>
+    <w:pPr>
+      <w:pStyle w:val="Header"/>
+    </w:pPr>
   </w:p>
 </w:hdr>
 </file>

--- a/작성 서류 - yun/1_물류정보시스템_기술서_영종센터.docx
+++ b/작성 서류 - yun/1_물류정보시스템_기술서_영종센터.docx
@@ -203,7 +203,7 @@
           <w:sz w:val="18"/>
           <w:szCs w:val="18"/>
         </w:rPr>
-        <w:t xml:space="preserve">작성일  </w:t>
+        <w:t xml:space="preserve">작성일  2026-10-31</w:t>
       </w:r>
       <w:r>
         <w:rPr>
@@ -212,7 +212,7 @@
           <w:sz w:val="18"/>
           <w:szCs w:val="18"/>
         </w:rPr>
-        <w:t xml:space="preserve">2026-09-30</w:t>
+        <w:t xml:space="preserve"/>
       </w:r>
     </w:p>
     <w:p>

--- a/작성 서류 - yun/1_물류정보시스템_기술서_영종센터.docx
+++ b/작성 서류 - yun/1_물류정보시스템_기술서_영종센터.docx
@@ -2491,7 +2491,7 @@
                 <w:sz w:val="18"/>
                 <w:szCs w:val="18"/>
               </w:rPr>
-              <w:t xml:space="preserve">[○○㎡] / [○층·○m] (실측값 입력)</w:t>
+              <w:t xml:space="preserve">건물 연면적 186,095.3㎡ (임차 3층 약 11,485㎡ · 운영면적 약 9,405㎡) / 지상 6층 중 3층, 층고 10m</w:t>
             </w:r>
           </w:p>
         </w:tc>
@@ -2551,7 +2551,7 @@
                 <w:sz w:val="18"/>
                 <w:szCs w:val="18"/>
               </w:rPr>
-              <w:t xml:space="preserve">로케이션 [○○], 보관 SKU [○○], 파렛트/박스 캐파 [○○] (입력)</w:t>
+              <w:t xml:space="preserve">파렛트랙 2,608 Cell(셀렉티브 랙 5단·23열), 보관 SKU 약 4,000종, 바닥하중 2.3ton/㎡</w:t>
             </w:r>
           </w:p>
         </w:tc>
@@ -2838,7 +2838,7 @@
                 <w:sz w:val="18"/>
                 <w:szCs w:val="18"/>
               </w:rPr>
-              <w:t xml:space="preserve">물동량 지표(예시)</w:t>
+              <w:t xml:space="preserve">물동량 지표</w:t>
             </w:r>
           </w:p>
         </w:tc>
@@ -2956,7 +2956,7 @@
                 <w:sz w:val="18"/>
                 <w:szCs w:val="18"/>
               </w:rPr>
-              <w:t xml:space="preserve">[○○ 건]</w:t>
+              <w:t xml:space="preserve">[확인 필요]</w:t>
             </w:r>
           </w:p>
         </w:tc>
@@ -3045,7 +3045,7 @@
                 <w:sz w:val="18"/>
                 <w:szCs w:val="18"/>
               </w:rPr>
-              <w:t xml:space="preserve">[○○ 박스/건]</w:t>
+              <w:t xml:space="preserve">약 13,600박스 (2026년 1~9월 출고 3,706,125박스 ÷ 273일)</w:t>
             </w:r>
           </w:p>
         </w:tc>
@@ -3074,7 +3074,7 @@
                 <w:sz w:val="18"/>
                 <w:szCs w:val="18"/>
               </w:rPr>
-              <w:t xml:space="preserve">피크 배수 [○.○배]</w:t>
+              <w:t xml:space="preserve">월 기준 최대 1.6배 (2025년 9월 507,409박스 ÷ 2025년 6~12월 월평균 312,108박스)</w:t>
             </w:r>
           </w:p>
         </w:tc>
@@ -3134,7 +3134,7 @@
                 <w:sz w:val="18"/>
                 <w:szCs w:val="18"/>
               </w:rPr>
-              <w:t xml:space="preserve">[○ : ○]</w:t>
+              <w:t xml:space="preserve">36 : 64 (2026년 1~9월, 풀필먼트 1,329,105 : OPS 2,377,020박스)</w:t>
             </w:r>
           </w:p>
         </w:tc>
@@ -3223,7 +3223,7 @@
                 <w:sz w:val="18"/>
                 <w:szCs w:val="18"/>
               </w:rPr>
-              <w:t xml:space="preserve">[○ : ○]</w:t>
+              <w:t xml:space="preserve">[확인 필요]</w:t>
             </w:r>
           </w:p>
         </w:tc>
@@ -3274,7 +3274,7 @@
           <w:sz w:val="20"/>
           <w:szCs w:val="20"/>
         </w:rPr>
-        <w:t xml:space="preserve">※ 물동량 수치는 실측·집계값으로 대체 입력.</w:t>
+        <w:t xml:space="preserve">※ 물동량은 영종센터 출고 박스 기준 집계값(2025년 6월부터 집계). 재고형=풀필먼트, 셀러 발송분=OPS 출고 기준.</w:t>
       </w:r>
     </w:p>
     <w:p>
@@ -4173,42 +4173,36 @@
     </w:p>
     <w:p>
       <w:pPr>
-        <w:spacing w:after="40" w:before="100"/>
+        <w:spacing w:before="120" w:after="60"/>
         <w:jc w:val="center"/>
       </w:pPr>
       <w:r>
         <w:drawing>
-          <wp:inline distT="0" distB="0" distL="0" distR="0">
-            <wp:extent cx="5619750" cy="2905125"/>
-            <wp:effectExtent t="0" r="0" b="0" l="0"/>
-            <wp:docPr id="1" name="" descr="" title=""/>
+          <wp:inline xmlns:a="http://schemas.openxmlformats.org/drawingml/2006/main" xmlns:pic="http://schemas.openxmlformats.org/drawingml/2006/picture">
+            <wp:extent cx="5731510" cy="4276462"/>
+            <wp:docPr id="2" name="Picture 2"/>
             <wp:cNvGraphicFramePr>
-              <a:graphicFrameLocks xmlns:a="http://schemas.openxmlformats.org/drawingml/2006/main" noChangeAspect="1"/>
+              <a:graphicFrameLocks noChangeAspect="1"/>
             </wp:cNvGraphicFramePr>
-            <a:graphic xmlns:a="http://schemas.openxmlformats.org/drawingml/2006/main">
+            <a:graphic>
               <a:graphicData uri="http://schemas.openxmlformats.org/drawingml/2006/picture">
-                <pic:pic xmlns:pic="http://schemas.openxmlformats.org/drawingml/2006/picture">
+                <pic:pic>
                   <pic:nvPicPr>
-                    <pic:cNvPr id="0" name="" descr=""/>
-                    <pic:cNvPicPr>
-                      <a:picLocks noChangeAspect="1" noChangeArrowheads="1"/>
-                    </pic:cNvPicPr>
+                    <pic:cNvPr id="0" name="fig3-1.png"/>
+                    <pic:cNvPicPr/>
                   </pic:nvPicPr>
                   <pic:blipFill>
-                    <a:blip r:embed="rId10" cstate="none"/>
-                    <a:srcRect/>
+                    <a:blip r:embed="rId13"/>
                     <a:stretch>
                       <a:fillRect/>
                     </a:stretch>
                   </pic:blipFill>
-                  <pic:spPr bwMode="auto">
+                  <pic:spPr>
                     <a:xfrm>
                       <a:off x="0" y="0"/>
-                      <a:ext cx="5619750" cy="2905125"/>
+                      <a:ext cx="5731510" cy="4276462"/>
                     </a:xfrm>
-                    <a:prstGeom prst="rect">
-                      <a:avLst/>
-                    </a:prstGeom>
+                    <a:prstGeom prst="rect"/>
                   </pic:spPr>
                 </pic:pic>
               </a:graphicData>
@@ -4225,9 +4219,7 @@
       <w:r>
         <w:rPr>
           <w:rFonts w:ascii="맑은 고딕" w:cs="맑은 고딕" w:eastAsia="맑은 고딕" w:hAnsi="맑은 고딕"/>
-          <w:i/>
-          <w:iCs/>
-          <w:color w:val="9AA5B1"/>
+          <w:color w:val="404040"/>
           <w:sz w:val="16"/>
           <w:szCs w:val="16"/>
         </w:rPr>
@@ -5113,6 +5105,25 @@
     </w:tbl>
     <w:p>
       <w:pPr>
+        <w:spacing w:after="120" w:line="288"/>
+        <w:jc w:val="both"/>
+      </w:pPr>
+      <w:r>
+        <w:rPr>
+          <w:rFonts w:ascii="맑은 고딕" w:cs="맑은 고딕" w:eastAsia="맑은 고딕" w:hAnsi="맑은 고딕"/>
+          <w:b w:val="false"/>
+          <w:bCs w:val="false"/>
+          <w:i/>
+          <w:iCs/>
+          <w:color w:val="718096"/>
+          <w:sz w:val="20"/>
+          <w:szCs w:val="20"/>
+        </w:rPr>
+        <w:t xml:space="preserve">※ 플랫폼 연동 확인 채널(2026년 10월, Smartship 주문 관리·쇼핑몰 주문 연동 화면 기준): 쿠팡, 네이버 스마트스토어, G마켓, 옥션, 11번가, 롯데ON, 카카오톡 스토어, 토스쇼핑, Qoo10, AliExpress, Lazada(SG·PH·MY·ID), Cafe24 자사몰.</w:t>
+      </w:r>
+    </w:p>
+    <w:p>
+      <w:pPr>
         <w:pStyle w:val="Heading2"/>
         <w:spacing w:after="120" w:before="260"/>
       </w:pPr>
@@ -5239,7 +5250,7 @@
                 <w:sz w:val="18"/>
                 <w:szCs w:val="18"/>
               </w:rPr>
-              <w:t xml:space="preserve">구성(예시)</w:t>
+              <w:t xml:space="preserve">구성</w:t>
             </w:r>
           </w:p>
         </w:tc>
@@ -5328,7 +5339,7 @@
                 <w:sz w:val="18"/>
                 <w:szCs w:val="18"/>
               </w:rPr>
-              <w:t xml:space="preserve">[웹/서버 프레임워크]</w:t>
+              <w:t xml:space="preserve">Next.js 15 · TypeScript (관리자 웹) / 서버 [확인 필요]</w:t>
             </w:r>
           </w:p>
         </w:tc>
@@ -5417,7 +5428,7 @@
                 <w:sz w:val="18"/>
                 <w:szCs w:val="18"/>
               </w:rPr>
-              <w:t xml:space="preserve">[RDBMS]</w:t>
+              <w:t xml:space="preserve">[확인 필요]</w:t>
             </w:r>
           </w:p>
         </w:tc>
@@ -5735,7 +5746,7 @@
           <w:sz w:val="20"/>
           <w:szCs w:val="20"/>
         </w:rPr>
-        <w:t xml:space="preserve">※ 구체 제품·버전은 내부 표준에 따라 확정 입력.</w:t>
+        <w:t xml:space="preserve">※ 세부 제품·버전은 내부 형상관리 기준을 따른다.</w:t>
       </w:r>
     </w:p>
     <w:p>
@@ -7702,6 +7713,61 @@
     </w:tbl>
     <w:p>
       <w:pPr>
+        <w:spacing w:before="120" w:after="60"/>
+        <w:jc w:val="center"/>
+      </w:pPr>
+      <w:r>
+        <w:drawing>
+          <wp:inline xmlns:a="http://schemas.openxmlformats.org/drawingml/2006/main" xmlns:pic="http://schemas.openxmlformats.org/drawingml/2006/picture">
+            <wp:extent cx="5444934" cy="2300485"/>
+            <wp:docPr id="3" name="Picture 3"/>
+            <wp:cNvGraphicFramePr>
+              <a:graphicFrameLocks noChangeAspect="1"/>
+            </wp:cNvGraphicFramePr>
+            <a:graphic>
+              <a:graphicData uri="http://schemas.openxmlformats.org/drawingml/2006/picture">
+                <pic:pic>
+                  <pic:nvPicPr>
+                    <pic:cNvPr id="0" name="shot_oms.png"/>
+                    <pic:cNvPicPr/>
+                  </pic:nvPicPr>
+                  <pic:blipFill>
+                    <a:blip r:embed="rId14"/>
+                    <a:stretch>
+                      <a:fillRect/>
+                    </a:stretch>
+                  </pic:blipFill>
+                  <pic:spPr>
+                    <a:xfrm>
+                      <a:off x="0" y="0"/>
+                      <a:ext cx="5444934" cy="2300485"/>
+                    </a:xfrm>
+                    <a:prstGeom prst="rect"/>
+                  </pic:spPr>
+                </pic:pic>
+              </a:graphicData>
+            </a:graphic>
+          </wp:inline>
+        </w:drawing>
+      </w:r>
+    </w:p>
+    <w:p>
+      <w:pPr>
+        <w:spacing w:after="180"/>
+        <w:jc w:val="center"/>
+      </w:pPr>
+      <w:r>
+        <w:rPr>
+          <w:rFonts w:ascii="맑은 고딕" w:cs="맑은 고딕" w:eastAsia="맑은 고딕" w:hAnsi="맑은 고딕"/>
+          <w:color w:val="404040"/>
+          <w:sz w:val="16"/>
+          <w:szCs w:val="16"/>
+        </w:rPr>
+        <w:t xml:space="preserve">[그림 5-1] Smartship(OMS) 주문 관리 – 판매채널 API 주문 자동 수집 및 풀필먼트 출고 상태 관리</w:t>
+      </w:r>
+    </w:p>
+    <w:p>
+      <w:pPr>
         <w:pStyle w:val="Heading2"/>
         <w:spacing w:after="120" w:before="260"/>
       </w:pPr>
@@ -8159,6 +8225,61 @@
     </w:tbl>
     <w:p>
       <w:pPr>
+        <w:spacing w:before="120" w:after="60"/>
+        <w:jc w:val="center"/>
+      </w:pPr>
+      <w:r>
+        <w:drawing>
+          <wp:inline xmlns:a="http://schemas.openxmlformats.org/drawingml/2006/main" xmlns:pic="http://schemas.openxmlformats.org/drawingml/2006/picture">
+            <wp:extent cx="5444934" cy="2300485"/>
+            <wp:docPr id="4" name="Picture 4"/>
+            <wp:cNvGraphicFramePr>
+              <a:graphicFrameLocks noChangeAspect="1"/>
+            </wp:cNvGraphicFramePr>
+            <a:graphic>
+              <a:graphicData uri="http://schemas.openxmlformats.org/drawingml/2006/picture">
+                <pic:pic>
+                  <pic:nvPicPr>
+                    <pic:cNvPr id="0" name="shot_wms.png"/>
+                    <pic:cNvPicPr/>
+                  </pic:nvPicPr>
+                  <pic:blipFill>
+                    <a:blip r:embed="rId15"/>
+                    <a:stretch>
+                      <a:fillRect/>
+                    </a:stretch>
+                  </pic:blipFill>
+                  <pic:spPr>
+                    <a:xfrm>
+                      <a:off x="0" y="0"/>
+                      <a:ext cx="5444934" cy="2300485"/>
+                    </a:xfrm>
+                    <a:prstGeom prst="rect"/>
+                  </pic:spPr>
+                </pic:pic>
+              </a:graphicData>
+            </a:graphic>
+          </wp:inline>
+        </w:drawing>
+      </w:r>
+    </w:p>
+    <w:p>
+      <w:pPr>
+        <w:spacing w:after="180"/>
+        <w:jc w:val="center"/>
+      </w:pPr>
+      <w:r>
+        <w:rPr>
+          <w:rFonts w:ascii="맑은 고딕" w:cs="맑은 고딕" w:eastAsia="맑은 고딕" w:hAnsi="맑은 고딕"/>
+          <w:color w:val="404040"/>
+          <w:sz w:val="16"/>
+          <w:szCs w:val="16"/>
+        </w:rPr>
+        <w:t xml:space="preserve">[그림 5-2] SW(WMS) 전체 대시보드 – 풀필먼트 공정별 처리 현황(컷오프·주문타입별)</w:t>
+      </w:r>
+    </w:p>
+    <w:p>
+      <w:pPr>
         <w:pStyle w:val="Heading2"/>
         <w:spacing w:after="120" w:before="260"/>
       </w:pPr>
@@ -8494,6 +8615,61 @@
         </w:tc>
       </w:tr>
     </w:tbl>
+    <w:p>
+      <w:pPr>
+        <w:spacing w:before="120" w:after="60"/>
+        <w:jc w:val="center"/>
+      </w:pPr>
+      <w:r>
+        <w:drawing>
+          <wp:inline xmlns:a="http://schemas.openxmlformats.org/drawingml/2006/main" xmlns:pic="http://schemas.openxmlformats.org/drawingml/2006/picture">
+            <wp:extent cx="5444934" cy="2300485"/>
+            <wp:docPr id="5" name="Picture 5"/>
+            <wp:cNvGraphicFramePr>
+              <a:graphicFrameLocks noChangeAspect="1"/>
+            </wp:cNvGraphicFramePr>
+            <a:graphic>
+              <a:graphicData uri="http://schemas.openxmlformats.org/drawingml/2006/picture">
+                <pic:pic>
+                  <pic:nvPicPr>
+                    <pic:cNvPr id="0" name="shot_tms.png"/>
+                    <pic:cNvPicPr/>
+                  </pic:nvPicPr>
+                  <pic:blipFill>
+                    <a:blip r:embed="rId16"/>
+                    <a:stretch>
+                      <a:fillRect/>
+                    </a:stretch>
+                  </pic:blipFill>
+                  <pic:spPr>
+                    <a:xfrm>
+                      <a:off x="0" y="0"/>
+                      <a:ext cx="5444934" cy="2300485"/>
+                    </a:xfrm>
+                    <a:prstGeom prst="rect"/>
+                  </pic:spPr>
+                </pic:pic>
+              </a:graphicData>
+            </a:graphic>
+          </wp:inline>
+        </w:drawing>
+      </w:r>
+    </w:p>
+    <w:p>
+      <w:pPr>
+        <w:spacing w:after="180"/>
+        <w:jc w:val="center"/>
+      </w:pPr>
+      <w:r>
+        <w:rPr>
+          <w:rFonts w:ascii="맑은 고딕" w:cs="맑은 고딕" w:eastAsia="맑은 고딕" w:hAnsi="맑은 고딕"/>
+          <w:color w:val="404040"/>
+          <w:sz w:val="16"/>
+          <w:szCs w:val="16"/>
+        </w:rPr>
+        <w:t xml:space="preserve">[그림 5-3] TMS MAWB 상세 – 항공편 출항·입항 일정 및 Flight Confirm 관리</w:t>
+      </w:r>
+    </w:p>
     <w:p>
       <w:pPr>
         <w:pStyle w:val="Heading2"/>
@@ -8756,7 +8932,7 @@
                 <w:sz w:val="18"/>
                 <w:szCs w:val="18"/>
               </w:rPr>
-              <w:t xml:space="preserve">용량(예시)</w:t>
+              <w:t xml:space="preserve">용량 · 수량</w:t>
             </w:r>
           </w:p>
         </w:tc>
@@ -8874,7 +9050,7 @@
                 <w:sz w:val="18"/>
                 <w:szCs w:val="18"/>
               </w:rPr>
-              <w:t xml:space="preserve">[스테이션 ○]</w:t>
+              <w:t xml:space="preserve">[확인 필요]</w:t>
             </w:r>
           </w:p>
         </w:tc>
@@ -8992,7 +9168,7 @@
                 <w:sz w:val="18"/>
                 <w:szCs w:val="18"/>
               </w:rPr>
-              <w:t xml:space="preserve">[분당 ○]</w:t>
+              <w:t xml:space="preserve">[확인 필요]</w:t>
             </w:r>
           </w:p>
         </w:tc>
@@ -9110,7 +9286,7 @@
                 <w:sz w:val="18"/>
                 <w:szCs w:val="18"/>
               </w:rPr>
-              <w:t xml:space="preserve">[구역 ○]</w:t>
+              <w:t xml:space="preserve">[확인 필요]</w:t>
             </w:r>
           </w:p>
         </w:tc>
@@ -9228,7 +9404,7 @@
                 <w:sz w:val="18"/>
                 <w:szCs w:val="18"/>
               </w:rPr>
-              <w:t xml:space="preserve">[○ 대]</w:t>
+              <w:t xml:space="preserve">35대</w:t>
             </w:r>
           </w:p>
         </w:tc>
@@ -9346,7 +9522,7 @@
                 <w:sz w:val="18"/>
                 <w:szCs w:val="18"/>
               </w:rPr>
-              <w:t xml:space="preserve">[라인 ○]</w:t>
+              <w:t xml:space="preserve">투입구 6개 (DWS1~6, SW 소터 모니터링 기준)</w:t>
             </w:r>
           </w:p>
         </w:tc>
@@ -9464,7 +9640,7 @@
                 <w:sz w:val="18"/>
                 <w:szCs w:val="18"/>
               </w:rPr>
-              <w:t xml:space="preserve">[분당 ○·슈트 ○]</w:t>
+              <w:t xml:space="preserve">휠소터 시간당 약 4,000개 · 슈트 [확인 필요]</w:t>
             </w:r>
           </w:p>
         </w:tc>
@@ -9486,7 +9662,7 @@
           <w:sz w:val="20"/>
           <w:szCs w:val="20"/>
         </w:rPr>
-        <w:t xml:space="preserve">※ 설비 용량·수량은 실제 사양으로 입력. 설비는 외부 발주, 입고·연계 SW는 자체 개발.</w:t>
+        <w:t xml:space="preserve">※ 설비는 외부 발주, 입고·연계 SW는 자체 개발. 처리량은 설계설명서(②-2) 기준.</w:t>
       </w:r>
     </w:p>
     <w:p>
@@ -9600,6 +9776,61 @@
     </w:p>
     <w:p>
       <w:pPr>
+        <w:spacing w:before="120" w:after="60"/>
+        <w:jc w:val="center"/>
+      </w:pPr>
+      <w:r>
+        <w:drawing>
+          <wp:inline xmlns:a="http://schemas.openxmlformats.org/drawingml/2006/main" xmlns:pic="http://schemas.openxmlformats.org/drawingml/2006/picture">
+            <wp:extent cx="5444934" cy="2300485"/>
+            <wp:docPr id="6" name="Picture 6"/>
+            <wp:cNvGraphicFramePr>
+              <a:graphicFrameLocks noChangeAspect="1"/>
+            </wp:cNvGraphicFramePr>
+            <a:graphic>
+              <a:graphicData uri="http://schemas.openxmlformats.org/drawingml/2006/picture">
+                <pic:pic>
+                  <pic:nvPicPr>
+                    <pic:cNvPr id="0" name="shot_sorter.png"/>
+                    <pic:cNvPicPr/>
+                  </pic:nvPicPr>
+                  <pic:blipFill>
+                    <a:blip r:embed="rId17"/>
+                    <a:stretch>
+                      <a:fillRect/>
+                    </a:stretch>
+                  </pic:blipFill>
+                  <pic:spPr>
+                    <a:xfrm>
+                      <a:off x="0" y="0"/>
+                      <a:ext cx="5444934" cy="2300485"/>
+                    </a:xfrm>
+                    <a:prstGeom prst="rect"/>
+                  </pic:spPr>
+                </pic:pic>
+              </a:graphicData>
+            </a:graphic>
+          </wp:inline>
+        </w:drawing>
+      </w:r>
+    </w:p>
+    <w:p>
+      <w:pPr>
+        <w:spacing w:after="180"/>
+        <w:jc w:val="center"/>
+      </w:pPr>
+      <w:r>
+        <w:rPr>
+          <w:rFonts w:ascii="맑은 고딕" w:cs="맑은 고딕" w:eastAsia="맑은 고딕" w:hAnsi="맑은 고딕"/>
+          <w:color w:val="404040"/>
+          <w:sz w:val="16"/>
+          <w:szCs w:val="16"/>
+        </w:rPr>
+        <w:t xml:space="preserve">[그림 6-1] SW(WMS) 소터 모니터링 – 투입구(DWS)별·시간대별 분류 처리 건수</w:t>
+      </w:r>
+    </w:p>
+    <w:p>
+      <w:pPr>
         <w:pStyle w:val="Heading2"/>
         <w:spacing w:after="120" w:before="260"/>
       </w:pPr>
@@ -9658,7 +9889,7 @@
           <w:sz w:val="20"/>
           <w:szCs w:val="20"/>
         </w:rPr>
-        <w:t xml:space="preserve">자동화 처리 비중·자동화율은 [○○%] (실측 입력)로 관리한다.</w:t>
+        <w:t xml:space="preserve">기능영역 29개 세부 공정의 자동화 수준은 평균 약 52%이다(자체평가서 ②-1의 공정별 자동화 수준 자체 산정 기준). 분류(1.4.5·1.4.6)·입고예정정보(1.1.1)·출고정보 전달(1.6.4)은 80%로 가장 높고, 차량 입차 인식(1.6.2)은 10%로 개선 대상이다.</w:t>
       </w:r>
     </w:p>
     <w:p>
@@ -9777,7 +10008,7 @@
                 <w:sz w:val="18"/>
                 <w:szCs w:val="18"/>
               </w:rPr>
-              <w:t xml:space="preserve">지표(예시)</w:t>
+              <w:t xml:space="preserve">지표</w:t>
             </w:r>
           </w:p>
         </w:tc>
@@ -12404,7 +12635,7 @@
                 <w:sz w:val="18"/>
                 <w:szCs w:val="18"/>
               </w:rPr>
-              <w:t xml:space="preserve">일 최대 [○.○]배 수용</w:t>
+              <w:t xml:space="preserve">일 최대 30,000박스 출고 수용 (일평균 대비 약 2.2배, 설계설명서 기준)</w:t>
             </w:r>
           </w:p>
         </w:tc>
